--- a/26秋7年级讲义/【26秋】7年级讲义（第10-12讲）.docx
+++ b/26秋7年级讲义/【26秋】7年级讲义（第10-12讲）.docx
@@ -2270,6 +2270,77 @@
         </w:rPr>
         <w:t>________________________________________________________</w:t>
       </w:r>
+    </w:p>
+    <w:tbl>
+      <w:tblPr>
+        <w:tblW w:type="auto" w:w="0"/>
+        <w:tblBorders>
+          <w:top w:val="single" w:sz="12" w:space="0" w:color="F6B35C"/>
+          <w:left w:val="single" w:sz="12" w:space="0" w:color="F6B35C"/>
+          <w:bottom w:val="single" w:sz="12" w:space="0" w:color="F6B35C"/>
+          <w:right w:val="single" w:sz="12" w:space="0" w:color="F6B35C"/>
+          <w:insideH w:val="single" w:sz="12" w:space="0" w:color="F6B35C"/>
+          <w:insideV w:val="single" w:sz="12" w:space="0" w:color="F6B35C"/>
+        </w:tblBorders>
+        <w:tblLayout w:type="fixed"/>
+        <w:tblLook w:firstColumn="1" w:firstRow="1" w:lastColumn="0" w:lastRow="0" w:noHBand="0" w:noVBand="1" w:val="04A0"/>
+      </w:tblPr>
+      <w:tblGrid>
+        <w:gridCol w:w="9412"/>
+      </w:tblGrid>
+      <w:tr>
+        <w:tc>
+          <w:tcPr>
+            <w:tcW w:type="dxa" w:w="9411"/>
+            <w:shd w:val="clear" w:color="auto" w:fill="FFF3E2"/>
+          </w:tcPr>
+          <w:p>
+            <w:pPr>
+              <w:spacing w:after="40"/>
+            </w:pPr>
+            <w:r>
+              <w:rPr>
+                <w:rFonts w:ascii="Calibri" w:hAnsi="Calibri" w:eastAsia="微软雅黑"/>
+                <w:b/>
+                <w:i w:val="0"/>
+                <w:color w:val="F08A24"/>
+                <w:sz w:val="22"/>
+              </w:rPr>
+              <w:t xml:space="preserve">💡 </w:t>
+            </w:r>
+            <w:r>
+              <w:rPr>
+                <w:rFonts w:ascii="Calibri" w:hAnsi="Calibri" w:eastAsia="微软雅黑"/>
+                <w:b/>
+                <w:i w:val="0"/>
+                <w:color w:val="F08A24"/>
+                <w:sz w:val="22"/>
+              </w:rPr>
+              <w:t>🎧 听力录音原文（Tapescript）</w:t>
+            </w:r>
+          </w:p>
+          <w:p>
+            <w:pPr>
+              <w:spacing w:after="40" w:line="300" w:lineRule="auto"/>
+            </w:pPr>
+            <w:r>
+              <w:rPr>
+                <w:rFonts w:ascii="Calibri" w:hAnsi="Calibri" w:eastAsia="微软雅黑"/>
+                <w:b w:val="0"/>
+                <w:i w:val="0"/>
+                <w:color w:val="222222"/>
+                <w:sz w:val="19"/>
+              </w:rPr>
+              <w:t>Good afternoon, everyone. Welcome to our English club! Our club meets every Friday afternoon in Room 301. In the club, we do many interesting things: we write English dialogues, make new friends, and watch English movies together. It's a great way to improve your English and have fun. If you want to join us, please send an email to our teacher. We look forward to seeing you!</w:t>
+            </w:r>
+          </w:p>
+        </w:tc>
+      </w:tr>
+    </w:tbl>
+    <w:p>
+      <w:pPr>
+        <w:spacing w:before="0" w:after="40" w:line="312" w:lineRule="auto"/>
+      </w:pPr>
     </w:p>
     <w:tbl>
       <w:tblPr>
@@ -7503,6 +7574,137 @@
         </w:rPr>
         <w:t>________________________________________________________</w:t>
       </w:r>
+    </w:p>
+    <w:tbl>
+      <w:tblPr>
+        <w:tblW w:type="auto" w:w="0"/>
+        <w:tblBorders>
+          <w:top w:val="single" w:sz="12" w:space="0" w:color="F6B35C"/>
+          <w:left w:val="single" w:sz="12" w:space="0" w:color="F6B35C"/>
+          <w:bottom w:val="single" w:sz="12" w:space="0" w:color="F6B35C"/>
+          <w:right w:val="single" w:sz="12" w:space="0" w:color="F6B35C"/>
+          <w:insideH w:val="single" w:sz="12" w:space="0" w:color="F6B35C"/>
+          <w:insideV w:val="single" w:sz="12" w:space="0" w:color="F6B35C"/>
+        </w:tblBorders>
+        <w:tblLayout w:type="fixed"/>
+        <w:tblLook w:firstColumn="1" w:firstRow="1" w:lastColumn="0" w:lastRow="0" w:noHBand="0" w:noVBand="1" w:val="04A0"/>
+      </w:tblPr>
+      <w:tblGrid>
+        <w:gridCol w:w="9412"/>
+      </w:tblGrid>
+      <w:tr>
+        <w:tc>
+          <w:tcPr>
+            <w:tcW w:type="dxa" w:w="9411"/>
+            <w:shd w:val="clear" w:color="auto" w:fill="FFF3E2"/>
+          </w:tcPr>
+          <w:p>
+            <w:pPr>
+              <w:spacing w:after="40"/>
+            </w:pPr>
+            <w:r>
+              <w:rPr>
+                <w:rFonts w:ascii="Calibri" w:hAnsi="Calibri" w:eastAsia="微软雅黑"/>
+                <w:b/>
+                <w:i w:val="0"/>
+                <w:color w:val="F08A24"/>
+                <w:sz w:val="22"/>
+              </w:rPr>
+              <w:t xml:space="preserve">💡 </w:t>
+            </w:r>
+            <w:r>
+              <w:rPr>
+                <w:rFonts w:ascii="Calibri" w:hAnsi="Calibri" w:eastAsia="微软雅黑"/>
+                <w:b/>
+                <w:i w:val="0"/>
+                <w:color w:val="F08A24"/>
+                <w:sz w:val="22"/>
+              </w:rPr>
+              <w:t>🎧 听力录音原文（Tapescript）</w:t>
+            </w:r>
+          </w:p>
+          <w:p>
+            <w:pPr>
+              <w:spacing w:after="40" w:line="300" w:lineRule="auto"/>
+            </w:pPr>
+            <w:r>
+              <w:rPr>
+                <w:rFonts w:ascii="Calibri" w:hAnsi="Calibri" w:eastAsia="微软雅黑"/>
+                <w:b w:val="0"/>
+                <w:i w:val="0"/>
+                <w:color w:val="222222"/>
+                <w:sz w:val="19"/>
+              </w:rPr>
+              <w:t>1. W: Where is Tom?  M: Look! He is playing football on the playground now.</w:t>
+            </w:r>
+          </w:p>
+          <w:p>
+            <w:pPr>
+              <w:spacing w:after="40" w:line="300" w:lineRule="auto"/>
+            </w:pPr>
+            <w:r>
+              <w:rPr>
+                <w:rFonts w:ascii="Calibri" w:hAnsi="Calibri" w:eastAsia="微软雅黑"/>
+                <w:b w:val="0"/>
+                <w:i w:val="0"/>
+                <w:color w:val="222222"/>
+                <w:sz w:val="19"/>
+              </w:rPr>
+              <w:t>2. M: How often do you exercise, Lucy?  W: I exercise every day to keep healthy.</w:t>
+            </w:r>
+          </w:p>
+          <w:p>
+            <w:pPr>
+              <w:spacing w:after="40" w:line="300" w:lineRule="auto"/>
+            </w:pPr>
+            <w:r>
+              <w:rPr>
+                <w:rFonts w:ascii="Calibri" w:hAnsi="Calibri" w:eastAsia="微软雅黑"/>
+                <w:b w:val="0"/>
+                <w:i w:val="0"/>
+                <w:color w:val="222222"/>
+                <w:sz w:val="19"/>
+              </w:rPr>
+              <w:t>3. W: Doctor, what should I do?  M: You should eat less sugar.</w:t>
+            </w:r>
+          </w:p>
+          <w:p>
+            <w:pPr>
+              <w:spacing w:after="40" w:line="300" w:lineRule="auto"/>
+            </w:pPr>
+            <w:r>
+              <w:rPr>
+                <w:rFonts w:ascii="Calibri" w:hAnsi="Calibri" w:eastAsia="微软雅黑"/>
+                <w:b w:val="0"/>
+                <w:i w:val="0"/>
+                <w:color w:val="222222"/>
+                <w:sz w:val="19"/>
+              </w:rPr>
+              <w:t>4. M: What are the students doing in the garden?  W: They are growing their own food.</w:t>
+            </w:r>
+          </w:p>
+          <w:p>
+            <w:pPr>
+              <w:spacing w:after="40" w:line="300" w:lineRule="auto"/>
+            </w:pPr>
+            <w:r>
+              <w:rPr>
+                <w:rFonts w:ascii="Calibri" w:hAnsi="Calibri" w:eastAsia="微软雅黑"/>
+                <w:b w:val="0"/>
+                <w:i w:val="0"/>
+                <w:color w:val="222222"/>
+                <w:sz w:val="19"/>
+              </w:rPr>
+              <w:t>5. W: What do you usually have for breakfast?  M: I usually have some fruit. It's healthy.</w:t>
+            </w:r>
+          </w:p>
+        </w:tc>
+      </w:tr>
+    </w:tbl>
+    <w:p>
+      <w:pPr>
+        <w:spacing w:before="0" w:after="40" w:line="312" w:lineRule="auto"/>
+      </w:pPr>
     </w:p>
     <w:tbl>
       <w:tblPr>
@@ -13129,6 +13331,152 @@
         </w:rPr>
         <w:t>________________________________________________________</w:t>
       </w:r>
+    </w:p>
+    <w:tbl>
+      <w:tblPr>
+        <w:tblW w:type="auto" w:w="0"/>
+        <w:tblBorders>
+          <w:top w:val="single" w:sz="12" w:space="0" w:color="F6B35C"/>
+          <w:left w:val="single" w:sz="12" w:space="0" w:color="F6B35C"/>
+          <w:bottom w:val="single" w:sz="12" w:space="0" w:color="F6B35C"/>
+          <w:right w:val="single" w:sz="12" w:space="0" w:color="F6B35C"/>
+          <w:insideH w:val="single" w:sz="12" w:space="0" w:color="F6B35C"/>
+          <w:insideV w:val="single" w:sz="12" w:space="0" w:color="F6B35C"/>
+        </w:tblBorders>
+        <w:tblLayout w:type="fixed"/>
+        <w:tblLook w:firstColumn="1" w:firstRow="1" w:lastColumn="0" w:lastRow="0" w:noHBand="0" w:noVBand="1" w:val="04A0"/>
+      </w:tblPr>
+      <w:tblGrid>
+        <w:gridCol w:w="9412"/>
+      </w:tblGrid>
+      <w:tr>
+        <w:tc>
+          <w:tcPr>
+            <w:tcW w:type="dxa" w:w="9411"/>
+            <w:shd w:val="clear" w:color="auto" w:fill="FFF3E2"/>
+          </w:tcPr>
+          <w:p>
+            <w:pPr>
+              <w:spacing w:after="40"/>
+            </w:pPr>
+            <w:r>
+              <w:rPr>
+                <w:rFonts w:ascii="Calibri" w:hAnsi="Calibri" w:eastAsia="微软雅黑"/>
+                <w:b/>
+                <w:i w:val="0"/>
+                <w:color w:val="F08A24"/>
+                <w:sz w:val="22"/>
+              </w:rPr>
+              <w:t xml:space="preserve">💡 </w:t>
+            </w:r>
+            <w:r>
+              <w:rPr>
+                <w:rFonts w:ascii="Calibri" w:hAnsi="Calibri" w:eastAsia="微软雅黑"/>
+                <w:b/>
+                <w:i w:val="0"/>
+                <w:color w:val="F08A24"/>
+                <w:sz w:val="22"/>
+              </w:rPr>
+              <w:t>🎧 听力录音原文（Tapescript）</w:t>
+            </w:r>
+          </w:p>
+          <w:p>
+            <w:pPr>
+              <w:spacing w:after="40" w:line="300" w:lineRule="auto"/>
+            </w:pPr>
+            <w:r>
+              <w:rPr>
+                <w:rFonts w:ascii="Calibri" w:hAnsi="Calibri" w:eastAsia="微软雅黑"/>
+                <w:b w:val="0"/>
+                <w:i w:val="0"/>
+                <w:color w:val="222222"/>
+                <w:sz w:val="19"/>
+              </w:rPr>
+              <w:t>W: Tom is taller than Jack, isn't he?</w:t>
+            </w:r>
+          </w:p>
+          <w:p>
+            <w:pPr>
+              <w:spacing w:after="40" w:line="300" w:lineRule="auto"/>
+            </w:pPr>
+            <w:r>
+              <w:rPr>
+                <w:rFonts w:ascii="Calibri" w:hAnsi="Calibri" w:eastAsia="微软雅黑"/>
+                <w:b w:val="0"/>
+                <w:i w:val="0"/>
+                <w:color w:val="222222"/>
+                <w:sz w:val="19"/>
+              </w:rPr>
+              <w:t>M: Yes, Tom is the tallest boy in our class.</w:t>
+            </w:r>
+          </w:p>
+          <w:p>
+            <w:pPr>
+              <w:spacing w:after="40" w:line="300" w:lineRule="auto"/>
+            </w:pPr>
+            <w:r>
+              <w:rPr>
+                <w:rFonts w:ascii="Calibri" w:hAnsi="Calibri" w:eastAsia="微软雅黑"/>
+                <w:b w:val="0"/>
+                <w:i w:val="0"/>
+                <w:color w:val="222222"/>
+                <w:sz w:val="19"/>
+              </w:rPr>
+              <w:t>W: By the way, which subject do you like best?</w:t>
+            </w:r>
+          </w:p>
+          <w:p>
+            <w:pPr>
+              <w:spacing w:after="40" w:line="300" w:lineRule="auto"/>
+            </w:pPr>
+            <w:r>
+              <w:rPr>
+                <w:rFonts w:ascii="Calibri" w:hAnsi="Calibri" w:eastAsia="微软雅黑"/>
+                <w:b w:val="0"/>
+                <w:i w:val="0"/>
+                <w:color w:val="222222"/>
+                <w:sz w:val="19"/>
+              </w:rPr>
+              <w:t>M: I like English best, but I'm a little worried about tomorrow's English test.</w:t>
+            </w:r>
+          </w:p>
+          <w:p>
+            <w:pPr>
+              <w:spacing w:after="40" w:line="300" w:lineRule="auto"/>
+            </w:pPr>
+            <w:r>
+              <w:rPr>
+                <w:rFonts w:ascii="Calibri" w:hAnsi="Calibri" w:eastAsia="微软雅黑"/>
+                <w:b w:val="0"/>
+                <w:i w:val="0"/>
+                <w:color w:val="222222"/>
+                <w:sz w:val="19"/>
+              </w:rPr>
+              <w:t>W: Don't worry. I think the best way to learn English is to speak it more.</w:t>
+            </w:r>
+          </w:p>
+          <w:p>
+            <w:pPr>
+              <w:spacing w:after="40" w:line="300" w:lineRule="auto"/>
+            </w:pPr>
+            <w:r>
+              <w:rPr>
+                <w:rFonts w:ascii="Calibri" w:hAnsi="Calibri" w:eastAsia="微软雅黑"/>
+                <w:b w:val="0"/>
+                <w:i w:val="0"/>
+                <w:color w:val="222222"/>
+                <w:sz w:val="19"/>
+              </w:rPr>
+              <w:t>M: You're right. I'll practise speaking every morning.  W: Me too. I always get up early — it's a good habit.</w:t>
+            </w:r>
+          </w:p>
+        </w:tc>
+      </w:tr>
+    </w:tbl>
+    <w:p>
+      <w:pPr>
+        <w:spacing w:before="0" w:after="40" w:line="312" w:lineRule="auto"/>
+      </w:pPr>
     </w:p>
     <w:tbl>
       <w:tblPr>
